--- a/Project/Proposal/FYP Project Proposal Template [TU Myriam].docx
+++ b/Project/Proposal/FYP Project Proposal Template [TU Myriam].docx
@@ -37,9 +37,6 @@
     <w:p>
       <w:pPr>
         <w:jc w:val="both"/>
-        <w:rPr>
-          <w:rFonts w:ascii="Arial" w:hAnsi="Arial" w:cs="Arial"/>
-        </w:rPr>
       </w:pPr>
       <w:r>
         <w:rPr>
@@ -47,6 +44,36 @@
         </w:rPr>
         <w:t>The project proposal will form the basis of an agreement between the student and the Supervisor. It is expected that you will cover the following points in your proposal:</w:t>
       </w:r>
+    </w:p>
+    <w:p>
+      <w:pPr>
+        <w:jc w:val="both"/>
+        <w:rPr>
+          <w:rFonts w:ascii="Arial" w:hAnsi="Arial" w:cs="Arial"/>
+        </w:rPr>
+      </w:pPr>
+    </w:p>
+    <w:p>
+      <w:pPr>
+        <w:jc w:val="both"/>
+      </w:pPr>
+      <w:hyperlink r:id="R652446f49acb4a7b">
+        <w:r>
+          <w:rPr>
+            <w:rStyle w:val="Hyperlink"/>
+            <w:rFonts w:ascii="Arial" w:hAnsi="Arial" w:cs="Arial"/>
+          </w:rPr>
+          <w:t>Github Link</w:t>
+        </w:r>
+      </w:hyperlink>
+    </w:p>
+    <w:p>
+      <w:pPr>
+        <w:jc w:val="both"/>
+        <w:rPr>
+          <w:rFonts w:ascii="Arial" w:hAnsi="Arial" w:cs="Arial"/>
+        </w:rPr>
+      </w:pPr>
     </w:p>
     <w:p>
       <w:pPr>
@@ -70,7 +97,19 @@
         <w:rPr>
           <w:rFonts w:ascii="Arial" w:hAnsi="Arial" w:cs="Arial"/>
         </w:rPr>
-        <w:t>: Title of your project.</w:t>
+        <w:t xml:space="preserve">: </w:t>
+      </w:r>
+      <w:r>
+        <w:rPr>
+          <w:rFonts w:ascii="Arial" w:hAnsi="Arial" w:cs="Arial"/>
+        </w:rPr>
+        <w:t>Sobriety</w:t>
+      </w:r>
+      <w:r>
+        <w:rPr>
+          <w:rFonts w:ascii="Arial" w:hAnsi="Arial" w:cs="Arial"/>
+        </w:rPr>
+        <w:t xml:space="preserve"> App</w:t>
       </w:r>
     </w:p>
     <w:p>
@@ -81,9 +120,7 @@
         </w:numPr>
         <w:spacing w:after="200" w:line="276" w:lineRule="auto"/>
         <w:jc w:val="both"/>
-        <w:rPr>
-          <w:rFonts w:ascii="Arial" w:hAnsi="Arial" w:cs="Arial"/>
-        </w:rPr>
+        <w:rPr/>
       </w:pPr>
       <w:r>
         <w:rPr>
@@ -96,7 +133,103 @@
         <w:rPr>
           <w:rFonts w:ascii="Arial" w:hAnsi="Arial" w:cs="Arial"/>
         </w:rPr>
-        <w:t>: Give a short overview (1-2 paragraphs) of the area your project will focus on and the problem that your project will attempt to solve.</w:t>
+        <w:t xml:space="preserve">: </w:t>
+      </w:r>
+      <w:r>
+        <w:br/>
+      </w:r>
+      <w:r>
+        <w:br/>
+      </w:r>
+      <w:r>
+        <w:rPr>
+          <w:rFonts w:ascii="Arial" w:hAnsi="Arial" w:cs="Arial"/>
+        </w:rPr>
+        <w:t xml:space="preserve">This project will be the design and development of a sobriety app that the goal is to help individuals </w:t>
+      </w:r>
+      <w:r>
+        <w:rPr>
+          <w:rFonts w:ascii="Arial" w:hAnsi="Arial" w:cs="Arial"/>
+        </w:rPr>
+        <w:t>maintain</w:t>
+      </w:r>
+      <w:r>
+        <w:rPr>
+          <w:rFonts w:ascii="Arial" w:hAnsi="Arial" w:cs="Arial"/>
+        </w:rPr>
+        <w:t xml:space="preserve"> sobriety and develop healthier habits. Indivi</w:t>
+      </w:r>
+      <w:r>
+        <w:rPr>
+          <w:rFonts w:ascii="Arial" w:hAnsi="Arial" w:cs="Arial"/>
+        </w:rPr>
+        <w:t xml:space="preserve">duals </w:t>
+      </w:r>
+      <w:r>
+        <w:rPr>
+          <w:rFonts w:ascii="Arial" w:hAnsi="Arial" w:cs="Arial"/>
+        </w:rPr>
+        <w:t>attempting</w:t>
+      </w:r>
+      <w:r>
+        <w:rPr>
+          <w:rFonts w:ascii="Arial" w:hAnsi="Arial" w:cs="Arial"/>
+        </w:rPr>
+        <w:t xml:space="preserve"> to stop or reduce harmful behaviour and may experience challenges </w:t>
+      </w:r>
+      <w:r>
+        <w:rPr>
+          <w:rFonts w:ascii="Arial" w:hAnsi="Arial" w:cs="Arial"/>
+        </w:rPr>
+        <w:t xml:space="preserve">like </w:t>
+      </w:r>
+      <w:r>
+        <w:rPr>
+          <w:rFonts w:ascii="Arial" w:hAnsi="Arial" w:cs="Arial"/>
+        </w:rPr>
+        <w:t xml:space="preserve">cravings, low motivations, stress and </w:t>
+      </w:r>
+      <w:r>
+        <w:rPr>
+          <w:rFonts w:ascii="Arial" w:hAnsi="Arial" w:cs="Arial"/>
+        </w:rPr>
+        <w:t xml:space="preserve">may struggle to </w:t>
+      </w:r>
+      <w:r>
+        <w:rPr>
+          <w:rFonts w:ascii="Arial" w:hAnsi="Arial" w:cs="Arial"/>
+        </w:rPr>
+        <w:t>maintain</w:t>
+      </w:r>
+      <w:r>
+        <w:rPr>
+          <w:rFonts w:ascii="Arial" w:hAnsi="Arial" w:cs="Arial"/>
+        </w:rPr>
+        <w:t xml:space="preserve"> </w:t>
+      </w:r>
+      <w:r>
+        <w:rPr>
+          <w:rFonts w:ascii="Arial" w:hAnsi="Arial" w:cs="Arial"/>
+        </w:rPr>
+        <w:t>consistency</w:t>
+      </w:r>
+      <w:r>
+        <w:rPr>
+          <w:rFonts w:ascii="Arial" w:hAnsi="Arial" w:cs="Arial"/>
+        </w:rPr>
+        <w:t>.</w:t>
+      </w:r>
+      <w:r>
+        <w:rPr>
+          <w:rFonts w:ascii="Arial" w:hAnsi="Arial" w:cs="Arial"/>
+        </w:rPr>
+        <w:t xml:space="preserve"> </w:t>
+      </w:r>
+      <w:r>
+        <w:rPr>
+          <w:rFonts w:ascii="Arial" w:hAnsi="Arial" w:cs="Arial"/>
+        </w:rPr>
+        <w:t xml:space="preserve"> </w:t>
       </w:r>
     </w:p>
     <w:p>
@@ -122,31 +255,238 @@
         <w:rPr>
           <w:rFonts w:ascii="Arial" w:hAnsi="Arial" w:cs="Arial"/>
         </w:rPr>
-        <w:t>: Provide a brief description of what you will create for your project’s ‘product’ e.g. It could be an IT product such as a web application.</w:t>
-      </w:r>
-      <w:r>
-        <w:rPr>
-          <w:rFonts w:ascii="Arial" w:hAnsi="Arial" w:cs="Arial"/>
-        </w:rPr>
-        <w:t xml:space="preserve"> Include </w:t>
-      </w:r>
-      <w:r>
-        <w:rPr>
-          <w:rFonts w:ascii="Arial" w:hAnsi="Arial" w:cs="Arial"/>
-        </w:rPr>
-        <w:t>details of likely hardware and/or software platforms</w:t>
-      </w:r>
-      <w:r>
-        <w:rPr>
-          <w:rFonts w:ascii="Arial" w:hAnsi="Arial" w:cs="Arial"/>
-        </w:rPr>
-        <w:t xml:space="preserve"> that you will use</w:t>
-      </w:r>
-      <w:r>
-        <w:rPr>
-          <w:rFonts w:ascii="Arial" w:hAnsi="Arial" w:cs="Arial"/>
-        </w:rPr>
-        <w:t>.</w:t>
+        <w:t xml:space="preserve">: </w:t>
+      </w:r>
+      <w:r>
+        <w:br/>
+      </w:r>
+      <w:r>
+        <w:br/>
+      </w:r>
+      <w:r>
+        <w:rPr>
+          <w:rFonts w:ascii="Arial" w:hAnsi="Arial" w:cs="Arial"/>
+        </w:rPr>
+        <w:t xml:space="preserve">The main function will be a prototype of </w:t>
+      </w:r>
+      <w:r>
+        <w:rPr>
+          <w:rFonts w:ascii="Arial" w:hAnsi="Arial" w:cs="Arial"/>
+        </w:rPr>
+        <w:t>sobriety</w:t>
+      </w:r>
+      <w:r>
+        <w:rPr>
+          <w:rFonts w:ascii="Arial" w:hAnsi="Arial" w:cs="Arial"/>
+        </w:rPr>
+        <w:t xml:space="preserve"> support </w:t>
+      </w:r>
+      <w:r>
+        <w:rPr>
+          <w:rFonts w:ascii="Arial" w:hAnsi="Arial" w:cs="Arial"/>
+        </w:rPr>
+        <w:t xml:space="preserve">application which will provide users with </w:t>
+      </w:r>
+      <w:r>
+        <w:rPr>
+          <w:rFonts w:ascii="Arial" w:hAnsi="Arial" w:cs="Arial"/>
+        </w:rPr>
+        <w:t>a simple way</w:t>
+      </w:r>
+      <w:r>
+        <w:rPr>
+          <w:rFonts w:ascii="Arial" w:hAnsi="Arial" w:cs="Arial"/>
+        </w:rPr>
+        <w:t xml:space="preserve"> to track their progress, reflect on their </w:t>
+      </w:r>
+      <w:r>
+        <w:rPr>
+          <w:rFonts w:ascii="Arial" w:hAnsi="Arial" w:cs="Arial"/>
+        </w:rPr>
+        <w:t>motivations</w:t>
+      </w:r>
+      <w:r>
+        <w:rPr>
+          <w:rFonts w:ascii="Arial" w:hAnsi="Arial" w:cs="Arial"/>
+        </w:rPr>
+        <w:t xml:space="preserve"> and engage with support features through their journey.</w:t>
+      </w:r>
+      <w:r>
+        <w:br/>
+      </w:r>
+      <w:r>
+        <w:br/>
+      </w:r>
+      <w:r>
+        <w:rPr>
+          <w:rFonts w:ascii="Arial" w:hAnsi="Arial" w:cs="Arial"/>
+        </w:rPr>
+        <w:t>Features:</w:t>
+      </w:r>
+      <w:r>
+        <w:br/>
+      </w:r>
+      <w:r>
+        <w:rPr>
+          <w:rFonts w:ascii="Arial" w:hAnsi="Arial" w:cs="Arial"/>
+        </w:rPr>
+        <w:t xml:space="preserve">User registration and login: users will be able to create an account and securely access their personal information and progress. </w:t>
+      </w:r>
+      <w:r>
+        <w:br/>
+      </w:r>
+      <w:r>
+        <w:br/>
+      </w:r>
+      <w:r>
+        <w:rPr>
+          <w:rFonts w:ascii="Arial" w:hAnsi="Arial" w:cs="Arial"/>
+        </w:rPr>
+        <w:t xml:space="preserve">Homepage and navigation: </w:t>
+      </w:r>
+      <w:r>
+        <w:rPr>
+          <w:rFonts w:ascii="Arial" w:hAnsi="Arial" w:cs="Arial"/>
+        </w:rPr>
+        <w:t xml:space="preserve">a homepage will provide an overview of the user's progress with a navigation menu allow access to the main features. </w:t>
+      </w:r>
+      <w:r>
+        <w:br/>
+      </w:r>
+      <w:r>
+        <w:br/>
+      </w:r>
+      <w:r>
+        <w:rPr>
+          <w:rFonts w:ascii="Arial" w:hAnsi="Arial" w:cs="Arial"/>
+        </w:rPr>
+        <w:t>Sobriety tracker: users will be able to select the habit or substance they wish to stop using, record their start date and view a counter showing their progress.</w:t>
+      </w:r>
+      <w:r>
+        <w:br/>
+      </w:r>
+      <w:r>
+        <w:br/>
+      </w:r>
+      <w:r>
+        <w:rPr>
+          <w:rFonts w:ascii="Arial" w:hAnsi="Arial" w:cs="Arial"/>
+        </w:rPr>
+        <w:t>Progress summary:</w:t>
+      </w:r>
+      <w:r>
+        <w:rPr>
+          <w:rFonts w:ascii="Arial" w:hAnsi="Arial" w:cs="Arial"/>
+        </w:rPr>
+        <w:t xml:space="preserve"> The application will be able to record and edit their </w:t>
+      </w:r>
+      <w:r>
+        <w:rPr>
+          <w:rFonts w:ascii="Arial" w:hAnsi="Arial" w:cs="Arial"/>
+        </w:rPr>
+        <w:t>reasons</w:t>
+      </w:r>
+      <w:r>
+        <w:rPr>
+          <w:rFonts w:ascii="Arial" w:hAnsi="Arial" w:cs="Arial"/>
+        </w:rPr>
+        <w:t xml:space="preserve"> for pursuing sobriety. These reasons can be revisited when they need encouragement. </w:t>
+      </w:r>
+      <w:r>
+        <w:br/>
+      </w:r>
+      <w:r>
+        <w:br/>
+      </w:r>
+      <w:r>
+        <w:rPr>
+          <w:rFonts w:ascii="Arial" w:hAnsi="Arial" w:cs="Arial"/>
+        </w:rPr>
+        <w:t>Daily check in:</w:t>
+      </w:r>
+      <w:r>
+        <w:rPr>
+          <w:rFonts w:ascii="Arial" w:hAnsi="Arial" w:cs="Arial"/>
+        </w:rPr>
+        <w:t xml:space="preserve"> A dedicated “Today” page will allow users to confirm their daily commitment, reflect on their experiences and record </w:t>
+      </w:r>
+      <w:r>
+        <w:rPr>
+          <w:rFonts w:ascii="Arial" w:hAnsi="Arial" w:cs="Arial"/>
+        </w:rPr>
+        <w:t>optional</w:t>
+      </w:r>
+      <w:r>
+        <w:rPr>
+          <w:rFonts w:ascii="Arial" w:hAnsi="Arial" w:cs="Arial"/>
+        </w:rPr>
+        <w:t xml:space="preserve"> notes about their progress.</w:t>
+      </w:r>
+      <w:r>
+        <w:br/>
+      </w:r>
+      <w:r>
+        <w:br/>
+      </w:r>
+      <w:r>
+        <w:rPr>
+          <w:rFonts w:ascii="Arial" w:hAnsi="Arial" w:cs="Arial"/>
+        </w:rPr>
+        <w:t>Motivation / reflection page</w:t>
+      </w:r>
+      <w:r>
+        <w:rPr>
+          <w:rFonts w:ascii="Arial" w:hAnsi="Arial" w:cs="Arial"/>
+        </w:rPr>
+        <w:t>:</w:t>
+      </w:r>
+      <w:r>
+        <w:rPr>
+          <w:rFonts w:ascii="Arial" w:hAnsi="Arial" w:cs="Arial"/>
+        </w:rPr>
+        <w:t xml:space="preserve"> this page will provide supporting messages, personal </w:t>
+      </w:r>
+      <w:r>
+        <w:rPr>
+          <w:rFonts w:ascii="Arial" w:hAnsi="Arial" w:cs="Arial"/>
+        </w:rPr>
+        <w:t>reminders</w:t>
+      </w:r>
+      <w:r>
+        <w:rPr>
+          <w:rFonts w:ascii="Arial" w:hAnsi="Arial" w:cs="Arial"/>
+        </w:rPr>
+        <w:t xml:space="preserve"> and opportunities to reflect on achievements and challenges. </w:t>
+      </w:r>
+      <w:r>
+        <w:br/>
+      </w:r>
+      <w:r>
+        <w:br/>
+      </w:r>
+      <w:r>
+        <w:rPr>
+          <w:rFonts w:ascii="Arial" w:hAnsi="Arial" w:cs="Arial"/>
+        </w:rPr>
+        <w:t>Settings:</w:t>
+      </w:r>
+      <w:r>
+        <w:rPr>
+          <w:rFonts w:ascii="Arial" w:hAnsi="Arial" w:cs="Arial"/>
+        </w:rPr>
+        <w:t xml:space="preserve"> users will be able to manage their preference, edit their </w:t>
+      </w:r>
+      <w:r>
+        <w:rPr>
+          <w:rFonts w:ascii="Arial" w:hAnsi="Arial" w:cs="Arial"/>
+        </w:rPr>
+        <w:t>information</w:t>
+      </w:r>
+      <w:r>
+        <w:rPr>
+          <w:rFonts w:ascii="Arial" w:hAnsi="Arial" w:cs="Arial"/>
+        </w:rPr>
+        <w:t xml:space="preserve"> and reset or restart their tracking when needed. </w:t>
       </w:r>
     </w:p>
     <w:p>
@@ -172,19 +512,49 @@
         <w:rPr>
           <w:rFonts w:ascii="Arial" w:hAnsi="Arial" w:cs="Arial"/>
         </w:rPr>
-        <w:t>: Explain why you have chosen this particular project. This could be based on a number of factors including: appropriateness to employment aspirations, modules studied, area of interest/development</w:t>
-      </w:r>
-      <w:r>
-        <w:rPr>
-          <w:rFonts w:ascii="Arial" w:hAnsi="Arial" w:cs="Arial"/>
-        </w:rPr>
-        <w:t>, the importance of the problem identified</w:t>
-      </w:r>
-      <w:r>
-        <w:rPr>
-          <w:rFonts w:ascii="Arial" w:hAnsi="Arial" w:cs="Arial"/>
-        </w:rPr>
-        <w:t xml:space="preserve"> etc.</w:t>
+        <w:t xml:space="preserve">: </w:t>
+      </w:r>
+      <w:r>
+        <w:br/>
+      </w:r>
+      <w:r>
+        <w:br/>
+      </w:r>
+      <w:r>
+        <w:rPr>
+          <w:rFonts w:ascii="Arial" w:hAnsi="Arial" w:cs="Arial"/>
+        </w:rPr>
+        <w:t xml:space="preserve">I have chosen this project because it combines my interest in software development but also because I have made similar “health based” applications prior and I feel like I have a good understanding of these types of projects. With this </w:t>
+      </w:r>
+      <w:r>
+        <w:rPr>
+          <w:rFonts w:ascii="Arial" w:hAnsi="Arial" w:cs="Arial"/>
+        </w:rPr>
+        <w:t xml:space="preserve">I feel like I will be able to connect with people and I am interested in exploring how an app can help users </w:t>
+      </w:r>
+      <w:r>
+        <w:rPr>
+          <w:rFonts w:ascii="Arial" w:hAnsi="Arial" w:cs="Arial"/>
+        </w:rPr>
+        <w:t>maintain</w:t>
+      </w:r>
+      <w:r>
+        <w:rPr>
+          <w:rFonts w:ascii="Arial" w:hAnsi="Arial" w:cs="Arial"/>
+        </w:rPr>
+        <w:t xml:space="preserve"> motivation, </w:t>
+      </w:r>
+      <w:r>
+        <w:rPr>
+          <w:rFonts w:ascii="Arial" w:hAnsi="Arial" w:cs="Arial"/>
+        </w:rPr>
+        <w:t>recognise</w:t>
+      </w:r>
+      <w:r>
+        <w:rPr>
+          <w:rFonts w:ascii="Arial" w:hAnsi="Arial" w:cs="Arial"/>
+        </w:rPr>
+        <w:t xml:space="preserve"> their progress and reflect on the reasons behind their goal(s).</w:t>
       </w:r>
     </w:p>
     <w:p>
@@ -210,7 +580,217 @@
         <w:rPr>
           <w:rFonts w:ascii="Arial" w:hAnsi="Arial" w:cs="Arial"/>
         </w:rPr>
-        <w:t>: Describe the background research that you have undertaken so far in order to find and define your project idea. This could include a review of similar products or areas of investigation, available resources (it is not a good idea to attempt a project for which you are unable to identify any resources to help you), potential future market/demand etc.</w:t>
+        <w:t xml:space="preserve">: </w:t>
+      </w:r>
+      <w:r>
+        <w:br/>
+      </w:r>
+      <w:r>
+        <w:br/>
+      </w:r>
+      <w:r>
+        <w:rPr>
+          <w:rFonts w:ascii="Arial" w:hAnsi="Arial" w:cs="Arial"/>
+        </w:rPr>
+        <w:t xml:space="preserve">The initial research will focus own understanding sobriety support applications; behaviour change and the role of apps that help people keep sober. </w:t>
+      </w:r>
+      <w:r>
+        <w:br/>
+      </w:r>
+      <w:r>
+        <w:br/>
+      </w:r>
+      <w:r>
+        <w:rPr>
+          <w:rFonts w:ascii="Arial" w:hAnsi="Arial" w:cs="Arial"/>
+        </w:rPr>
+        <w:t xml:space="preserve">Existing </w:t>
+      </w:r>
+      <w:r>
+        <w:rPr>
+          <w:rFonts w:ascii="Arial" w:hAnsi="Arial" w:cs="Arial"/>
+        </w:rPr>
+        <w:t>applications</w:t>
+      </w:r>
+      <w:r>
+        <w:rPr>
+          <w:rFonts w:ascii="Arial" w:hAnsi="Arial" w:cs="Arial"/>
+        </w:rPr>
+        <w:t xml:space="preserve"> provide a useful starting point for </w:t>
+      </w:r>
+      <w:r>
+        <w:rPr>
+          <w:rFonts w:ascii="Arial" w:hAnsi="Arial" w:cs="Arial"/>
+        </w:rPr>
+        <w:t>identifying</w:t>
+      </w:r>
+      <w:r>
+        <w:rPr>
+          <w:rFonts w:ascii="Arial" w:hAnsi="Arial" w:cs="Arial"/>
+        </w:rPr>
+        <w:t xml:space="preserve"> common features and potential </w:t>
+      </w:r>
+      <w:r>
+        <w:rPr>
+          <w:rFonts w:ascii="Arial" w:hAnsi="Arial" w:cs="Arial"/>
+        </w:rPr>
+        <w:t>improvements</w:t>
+      </w:r>
+      <w:r>
+        <w:rPr>
+          <w:rFonts w:ascii="Arial" w:hAnsi="Arial" w:cs="Arial"/>
+        </w:rPr>
+        <w:t xml:space="preserve">. For </w:t>
+      </w:r>
+      <w:r>
+        <w:rPr>
+          <w:rFonts w:ascii="Arial" w:hAnsi="Arial" w:cs="Arial"/>
+        </w:rPr>
+        <w:t>example,</w:t>
+      </w:r>
+      <w:r>
+        <w:rPr>
+          <w:rFonts w:ascii="Arial" w:hAnsi="Arial" w:cs="Arial"/>
+        </w:rPr>
+        <w:t xml:space="preserve"> there are already apps </w:t>
+      </w:r>
+      <w:r>
+        <w:rPr>
+          <w:rFonts w:ascii="Arial" w:hAnsi="Arial" w:cs="Arial"/>
+        </w:rPr>
+        <w:t>like</w:t>
+      </w:r>
+      <w:r>
+        <w:rPr>
+          <w:rFonts w:ascii="Arial" w:hAnsi="Arial" w:cs="Arial"/>
+        </w:rPr>
+        <w:t xml:space="preserve"> I am Sober, Nomo and Try Dry which I can investigate to understand how they </w:t>
+      </w:r>
+      <w:r>
+        <w:rPr>
+          <w:rFonts w:ascii="Arial" w:hAnsi="Arial" w:cs="Arial"/>
+        </w:rPr>
+        <w:t>approach</w:t>
+      </w:r>
+      <w:r>
+        <w:rPr>
+          <w:rFonts w:ascii="Arial" w:hAnsi="Arial" w:cs="Arial"/>
+        </w:rPr>
+        <w:t xml:space="preserve"> progress tracki</w:t>
+      </w:r>
+      <w:r>
+        <w:rPr>
+          <w:rFonts w:ascii="Arial" w:hAnsi="Arial" w:cs="Arial"/>
+        </w:rPr>
+        <w:t xml:space="preserve">ng, daily </w:t>
+      </w:r>
+      <w:r>
+        <w:rPr>
+          <w:rFonts w:ascii="Arial" w:hAnsi="Arial" w:cs="Arial"/>
+        </w:rPr>
+        <w:t>engagement</w:t>
+      </w:r>
+      <w:r>
+        <w:rPr>
+          <w:rFonts w:ascii="Arial" w:hAnsi="Arial" w:cs="Arial"/>
+        </w:rPr>
+        <w:t xml:space="preserve"> and motivation.</w:t>
+      </w:r>
+      <w:r>
+        <w:br/>
+      </w:r>
+      <w:r>
+        <w:br/>
+      </w:r>
+      <w:r>
+        <w:rPr>
+          <w:rFonts w:ascii="Arial" w:hAnsi="Arial" w:cs="Arial"/>
+        </w:rPr>
+        <w:t xml:space="preserve">The project will also investigate whether suitable datasets are </w:t>
+      </w:r>
+      <w:r>
+        <w:rPr>
+          <w:rFonts w:ascii="Arial" w:hAnsi="Arial" w:cs="Arial"/>
+        </w:rPr>
+        <w:t>available through</w:t>
+      </w:r>
+      <w:r>
+        <w:rPr>
+          <w:rFonts w:ascii="Arial" w:hAnsi="Arial" w:cs="Arial"/>
+        </w:rPr>
+        <w:t xml:space="preserve"> Kaggle. It is important to </w:t>
+      </w:r>
+      <w:r>
+        <w:rPr>
+          <w:rFonts w:ascii="Arial" w:hAnsi="Arial" w:cs="Arial"/>
+        </w:rPr>
+        <w:t>recognise</w:t>
+      </w:r>
+      <w:r>
+        <w:rPr>
+          <w:rFonts w:ascii="Arial" w:hAnsi="Arial" w:cs="Arial"/>
+        </w:rPr>
+        <w:t xml:space="preserve"> that publicly available datasets may not</w:t>
+      </w:r>
+      <w:r>
+        <w:rPr>
+          <w:rFonts w:ascii="Arial" w:hAnsi="Arial" w:cs="Arial"/>
+        </w:rPr>
+        <w:t xml:space="preserve"> </w:t>
+      </w:r>
+      <w:r>
+        <w:rPr>
+          <w:rFonts w:ascii="Arial" w:hAnsi="Arial" w:cs="Arial"/>
+        </w:rPr>
+        <w:t xml:space="preserve">directly explain why people achieve or struggle with sobriety however if suitable data about </w:t>
+      </w:r>
+      <w:r>
+        <w:rPr>
+          <w:rFonts w:ascii="Arial" w:hAnsi="Arial" w:cs="Arial"/>
+        </w:rPr>
+        <w:t>motivations</w:t>
+      </w:r>
+      <w:r>
+        <w:rPr>
+          <w:rFonts w:ascii="Arial" w:hAnsi="Arial" w:cs="Arial"/>
+        </w:rPr>
+        <w:t xml:space="preserve"> and </w:t>
+      </w:r>
+      <w:r>
+        <w:rPr>
+          <w:rFonts w:ascii="Arial" w:hAnsi="Arial" w:cs="Arial"/>
+        </w:rPr>
+        <w:t>recovery</w:t>
+      </w:r>
+      <w:r>
+        <w:rPr>
+          <w:rFonts w:ascii="Arial" w:hAnsi="Arial" w:cs="Arial"/>
+        </w:rPr>
+        <w:t xml:space="preserve"> </w:t>
+      </w:r>
+      <w:r>
+        <w:rPr>
+          <w:rFonts w:ascii="Arial" w:hAnsi="Arial" w:cs="Arial"/>
+        </w:rPr>
+        <w:t>experiences</w:t>
+      </w:r>
+      <w:r>
+        <w:rPr>
+          <w:rFonts w:ascii="Arial" w:hAnsi="Arial" w:cs="Arial"/>
+        </w:rPr>
+        <w:t xml:space="preserve"> cannot be found the analysis will focus on the questions that the available data can </w:t>
+      </w:r>
+      <w:r>
+        <w:rPr>
+          <w:rFonts w:ascii="Arial" w:hAnsi="Arial" w:cs="Arial"/>
+        </w:rPr>
+        <w:t>reasonably answer</w:t>
+      </w:r>
+      <w:r>
+        <w:rPr>
+          <w:rFonts w:ascii="Arial" w:hAnsi="Arial" w:cs="Arial"/>
+        </w:rPr>
+        <w:t xml:space="preserve">. </w:t>
       </w:r>
     </w:p>
     <w:p>
@@ -236,7 +816,49 @@
         <w:rPr>
           <w:rFonts w:ascii="Arial" w:hAnsi="Arial" w:cs="Arial"/>
         </w:rPr>
-        <w:t>: Discuss the topics you will need to find out about in order to do your project – there should be several. They will need to be carefully selected to make sure they are appropriate and sufficient for your project. If you have too few topics this may constrain your project, but at the same time if there are too many you may end up being unable to meet any of them satisfactorily. The actual number will depend on the type of project you are doing.</w:t>
+        <w:t xml:space="preserve">: </w:t>
+      </w:r>
+      <w:r>
+        <w:br/>
+      </w:r>
+      <w:r>
+        <w:br/>
+      </w:r>
+      <w:r>
+        <w:rPr>
+          <w:rFonts w:ascii="Arial" w:hAnsi="Arial" w:cs="Arial"/>
+        </w:rPr>
+        <w:t>Existing Apps</w:t>
+      </w:r>
+      <w:r>
+        <w:br/>
+      </w:r>
+      <w:r>
+        <w:rPr>
+          <w:rFonts w:ascii="Arial" w:hAnsi="Arial" w:cs="Arial"/>
+        </w:rPr>
+        <w:t xml:space="preserve">Behavior changes / motivation </w:t>
+      </w:r>
+      <w:r>
+        <w:br/>
+      </w:r>
+      <w:r>
+        <w:rPr>
+          <w:rFonts w:ascii="Arial" w:hAnsi="Arial" w:cs="Arial"/>
+        </w:rPr>
+        <w:t>User experience and design</w:t>
+      </w:r>
+      <w:r>
+        <w:br/>
+      </w:r>
+      <w:r>
+        <w:rPr>
+          <w:rFonts w:ascii="Arial" w:hAnsi="Arial" w:cs="Arial"/>
+        </w:rPr>
+        <w:t xml:space="preserve">Application development / database design </w:t>
+      </w:r>
+      <w:r>
+        <w:br/>
       </w:r>
     </w:p>
     <w:p>
@@ -248,7 +870,7 @@
         <w:suppressAutoHyphens/>
         <w:spacing w:after="200" w:line="276" w:lineRule="auto"/>
         <w:rPr>
-          <w:rFonts w:ascii="Arial" w:eastAsiaTheme="minorEastAsia" w:hAnsi="Arial" w:cs="Arial"/>
+          <w:rFonts w:ascii="Arial" w:hAnsi="Arial" w:cs="Arial"/>
         </w:rPr>
       </w:pPr>
       <w:r>
@@ -256,13 +878,20 @@
           <w:rFonts w:ascii="Arial" w:hAnsi="Arial" w:cs="Arial"/>
           <w:u w:val="single"/>
         </w:rPr>
-        <w:t>Research ethics:</w:t>
-      </w:r>
-      <w:r>
-        <w:rPr>
-          <w:rFonts w:ascii="Arial" w:hAnsi="Arial" w:cs="Arial"/>
-        </w:rPr>
-        <w:t xml:space="preserve"> Discuss what ethical aspects you will need to address in your project and how you will address them. You will need to get project ethic approval.</w:t>
+        <w:t>Research ethics</w:t>
+      </w:r>
+      <w:r>
+        <w:rPr>
+          <w:rFonts w:ascii="Arial" w:hAnsi="Arial" w:cs="Arial"/>
+          <w:u w:val="single"/>
+        </w:rPr>
+        <w:t>:</w:t>
+      </w:r>
+      <w:r>
+        <w:br/>
+      </w:r>
+      <w:r>
+        <w:br/>
       </w:r>
     </w:p>
     <w:p>
@@ -288,17 +917,26 @@
         <w:rPr>
           <w:rFonts w:ascii="Arial" w:hAnsi="Arial" w:cs="Arial"/>
         </w:rPr>
-        <w:t xml:space="preserve">: At this stage we are not expecting a full literature review but you should give details of books, academic papers and website that will be useful to your project with clear justification for including each reference, for example, they are the industry journal for their field of study, they represent seminal work in the field, it is an industry standard reference work, it reports on a research study related to their chosen topic etc.  You should provide at least 2 books, 2 academic journal articles or conference papers and 3 websites with correct citations in your text (Harvard style) and give the full reference details in a reference section below.  All of them should be up-to-date (i.e. less than </w:t>
-      </w:r>
-      <w:r>
-        <w:rPr>
-          <w:rFonts w:ascii="Arial" w:hAnsi="Arial" w:cs="Arial"/>
+        <w:t xml:space="preserve">: </w:t>
+      </w:r>
+      <w:r>
+        <w:rPr>
+          <w:rFonts w:ascii="Arial" w:hAnsi="Arial" w:cs="Arial"/>
+          <w:color w:val="FF0000"/>
+        </w:rPr>
+        <w:t xml:space="preserve">At this stage we are not expecting a full literature review but you should give details of books, academic papers and website that will be useful to your project with clear justification for including each reference, for example, they are the industry journal for their field of study, they represent seminal work in the field, it is an industry standard reference work, it reports on a research study related to their chosen topic etc.  You should provide at least 2 books, 2 academic journal articles or conference papers and 3 websites with correct citations in your text (Harvard style) and give the full reference details in a reference section below.  All of them should be up-to-date (i.e. less than </w:t>
+      </w:r>
+      <w:r>
+        <w:rPr>
+          <w:rFonts w:ascii="Arial" w:hAnsi="Arial" w:cs="Arial"/>
+          <w:color w:val="FF0000"/>
         </w:rPr>
         <w:t>3</w:t>
       </w:r>
       <w:r>
         <w:rPr>
           <w:rFonts w:ascii="Arial" w:hAnsi="Arial" w:cs="Arial"/>
+          <w:color w:val="FF0000"/>
         </w:rPr>
         <w:t xml:space="preserve"> years old, unless you can clearly explain why it is important to include an older reference).</w:t>
       </w:r>
@@ -326,14 +964,103 @@
         <w:rPr>
           <w:rFonts w:ascii="Arial" w:hAnsi="Arial" w:cs="Arial"/>
         </w:rPr>
-        <w:t xml:space="preserve"> Discuss the main tasks that you expect to do in your project. For instance, you might decide that you need to collect some data in order to understand users’ views.  In this case think of the type of data you will collect i.e. quantitative or qualitative and how </w:t>
-      </w:r>
-      <w:r>
-        <w:rPr>
-          <w:rFonts w:ascii="Arial" w:hAnsi="Arial" w:cs="Arial"/>
-        </w:rPr>
-        <w:lastRenderedPageBreak/>
-        <w:t>you will be collecting them e.g. questionnaire, interviews. Also, you might want to briefly discuss your initial thoughts in respect of what development methodology you might use, e.g. re waterfall versus iterative development. Your methodology need not be fully formed at this stage, but you should provide evidence that you have clearly thought about this area and have proposed some appropriate and sensible approaches and considered the benefits and potential drawbacks.</w:t>
+        <w:t xml:space="preserve"> </w:t>
+      </w:r>
+      <w:r>
+        <w:br/>
+      </w:r>
+      <w:r>
+        <w:br/>
+      </w:r>
+      <w:r>
+        <w:rPr>
+          <w:rFonts w:ascii="Arial" w:hAnsi="Arial" w:cs="Arial"/>
+        </w:rPr>
+        <w:t xml:space="preserve">I will be developing the project in </w:t>
+      </w:r>
+      <w:r>
+        <w:rPr>
+          <w:rFonts w:ascii="Arial" w:hAnsi="Arial" w:cs="Arial"/>
+        </w:rPr>
+        <w:t>stages,</w:t>
+      </w:r>
+      <w:r>
+        <w:rPr>
+          <w:rFonts w:ascii="Arial" w:hAnsi="Arial" w:cs="Arial"/>
+        </w:rPr>
+        <w:t xml:space="preserve"> and these stages will be tested prior to launch and will be improved as the project progresses. </w:t>
+      </w:r>
+      <w:r>
+        <w:br/>
+      </w:r>
+      <w:r>
+        <w:br/>
+      </w:r>
+      <w:r>
+        <w:rPr>
+          <w:rFonts w:ascii="Arial" w:hAnsi="Arial" w:cs="Arial"/>
+        </w:rPr>
+        <w:t xml:space="preserve">I will investigate existing apps, relevant research on motivation and behaviour change and the availability of </w:t>
+      </w:r>
+      <w:r>
+        <w:rPr>
+          <w:rFonts w:ascii="Arial" w:hAnsi="Arial" w:cs="Arial"/>
+        </w:rPr>
+        <w:t>appropriate datasets</w:t>
+      </w:r>
+      <w:r>
+        <w:rPr>
+          <w:rFonts w:ascii="Arial" w:hAnsi="Arial" w:cs="Arial"/>
+        </w:rPr>
+        <w:t xml:space="preserve">. I will define the target users, functional </w:t>
+      </w:r>
+      <w:r>
+        <w:rPr>
+          <w:rFonts w:ascii="Arial" w:hAnsi="Arial" w:cs="Arial"/>
+        </w:rPr>
+        <w:t>requirements</w:t>
+      </w:r>
+      <w:r>
+        <w:rPr>
+          <w:rFonts w:ascii="Arial" w:hAnsi="Arial" w:cs="Arial"/>
+        </w:rPr>
+        <w:t xml:space="preserve"> and project objectives. </w:t>
+      </w:r>
+      <w:r>
+        <w:br/>
+      </w:r>
+      <w:r>
+        <w:br/>
+      </w:r>
+      <w:r>
+        <w:rPr>
+          <w:rFonts w:ascii="Arial" w:hAnsi="Arial" w:cs="Arial"/>
+        </w:rPr>
+        <w:t xml:space="preserve">I will create wireframes and plan the user journey through the applications. I will also design the database structure, </w:t>
+      </w:r>
+      <w:r>
+        <w:rPr>
+          <w:rFonts w:ascii="Arial" w:hAnsi="Arial" w:cs="Arial"/>
+        </w:rPr>
+        <w:t>identify</w:t>
+      </w:r>
+      <w:r>
+        <w:rPr>
+          <w:rFonts w:ascii="Arial" w:hAnsi="Arial" w:cs="Arial"/>
+        </w:rPr>
+        <w:t xml:space="preserve"> the required application </w:t>
+      </w:r>
+      <w:r>
+        <w:rPr>
+          <w:rFonts w:ascii="Arial" w:hAnsi="Arial" w:cs="Arial"/>
+        </w:rPr>
+        <w:t>components</w:t>
+      </w:r>
+      <w:r>
+        <w:rPr>
+          <w:rFonts w:ascii="Arial" w:hAnsi="Arial" w:cs="Arial"/>
+        </w:rPr>
+        <w:t xml:space="preserve"> and decide on the development technologies. </w:t>
       </w:r>
     </w:p>
     <w:p>
@@ -345,6 +1072,7 @@
         <w:spacing w:after="200" w:line="276" w:lineRule="auto"/>
         <w:rPr>
           <w:rFonts w:ascii="Arial" w:hAnsi="Arial" w:cs="Arial"/>
+          <w:color w:val="FF0000"/>
         </w:rPr>
       </w:pPr>
       <w:r>
@@ -358,7 +1086,14 @@
         <w:rPr>
           <w:rFonts w:ascii="Arial" w:hAnsi="Arial" w:cs="Arial"/>
         </w:rPr>
-        <w:t>: Provide a project plan which highlights the main phases of your project process and define deadline / completion dates for each phase. It should be detailed enough to be of some help to you, but not so detailed that it becomes difficult to follow. Your plan should also include details of time you will be spending on other modules, including any hand-ins, you can get this information about the modules from Blackboard. This information can be best displayed by using a GANTT chart (Microsoft Excel)</w:t>
+        <w:t xml:space="preserve">: </w:t>
+      </w:r>
+      <w:r>
+        <w:rPr>
+          <w:rFonts w:ascii="Arial" w:hAnsi="Arial" w:cs="Arial"/>
+          <w:color w:val="FF0000"/>
+        </w:rPr>
+        <w:t>Provide a project plan which highlights the main phases of your project process and define deadline / completion dates for each phase. It should be detailed enough to be of some help to you, but not so detailed that it becomes difficult to follow. Your plan should also include details of time you will be spending on other modules, including any hand-ins, you can get this information about the modules from Blackboard. This information can be best displayed by using a GANTT chart (Microsoft Excel)</w:t>
       </w:r>
     </w:p>
     <w:p>
@@ -371,8 +1106,15 @@
       <w:r>
         <w:rPr>
           <w:rFonts w:ascii="Arial" w:hAnsi="Arial" w:cs="Arial"/>
-        </w:rPr>
-        <w:t>You may also be able to see details of the assessments for some modules and if this is available you should incorporate this into your plan as well. Don’t forget to factor in your “me” time and any work, family or sports commitments you might have.</w:t>
+          <w:color w:val="FF0000"/>
+        </w:rPr>
+        <w:t>You may also be able to see details of the assessments for some modules and if this is available you should incorporate this into your plan as well. Don’t forget to factor in your “me” time and any work, family or sports commitments you might have</w:t>
+      </w:r>
+      <w:r>
+        <w:rPr>
+          <w:rFonts w:ascii="Arial" w:hAnsi="Arial" w:cs="Arial"/>
+        </w:rPr>
+        <w:t>.</w:t>
       </w:r>
     </w:p>
     <w:p>
@@ -403,152 +1145,143 @@
       <w:r>
         <w:rPr>
           <w:rFonts w:ascii="Arial" w:hAnsi="Arial" w:cs="Arial"/>
+          <w:color w:val="FF0000"/>
         </w:rPr>
         <w:t xml:space="preserve">Include </w:t>
       </w:r>
       <w:r>
         <w:rPr>
           <w:rFonts w:ascii="Arial" w:hAnsi="Arial" w:cs="Arial"/>
+          <w:color w:val="FF0000"/>
         </w:rPr>
         <w:t>a</w:t>
       </w:r>
       <w:r>
         <w:rPr>
           <w:rFonts w:ascii="Arial" w:hAnsi="Arial" w:cs="Arial"/>
+          <w:color w:val="FF0000"/>
         </w:rPr>
         <w:t xml:space="preserve"> full</w:t>
       </w:r>
       <w:r>
         <w:rPr>
           <w:rFonts w:ascii="Arial" w:hAnsi="Arial" w:cs="Arial"/>
+          <w:color w:val="FF0000"/>
         </w:rPr>
         <w:t xml:space="preserve"> list of reference</w:t>
       </w:r>
       <w:r>
         <w:rPr>
           <w:rFonts w:ascii="Arial" w:hAnsi="Arial" w:cs="Arial"/>
+          <w:color w:val="FF0000"/>
         </w:rPr>
         <w:t>s</w:t>
       </w:r>
       <w:r>
         <w:rPr>
           <w:rFonts w:ascii="Arial" w:hAnsi="Arial" w:cs="Arial"/>
+          <w:color w:val="FF0000"/>
         </w:rPr>
         <w:t xml:space="preserve"> cit</w:t>
       </w:r>
       <w:r>
         <w:rPr>
           <w:rFonts w:ascii="Arial" w:hAnsi="Arial" w:cs="Arial"/>
+          <w:color w:val="FF0000"/>
         </w:rPr>
         <w:t>ed in</w:t>
       </w:r>
       <w:r>
         <w:rPr>
           <w:rFonts w:ascii="Arial" w:hAnsi="Arial" w:cs="Arial"/>
+          <w:color w:val="FF0000"/>
         </w:rPr>
         <w:t xml:space="preserve"> your proposal</w:t>
       </w:r>
       <w:r>
         <w:rPr>
           <w:rFonts w:ascii="Arial" w:hAnsi="Arial" w:cs="Arial"/>
+          <w:color w:val="FF0000"/>
         </w:rPr>
         <w:t>.</w:t>
       </w:r>
       <w:r>
         <w:rPr>
           <w:rFonts w:ascii="Arial" w:hAnsi="Arial" w:cs="Arial"/>
+          <w:color w:val="FF0000"/>
         </w:rPr>
         <w:t xml:space="preserve"> </w:t>
       </w:r>
       <w:r>
         <w:rPr>
           <w:rFonts w:ascii="Arial" w:hAnsi="Arial" w:cs="Arial"/>
-        </w:rPr>
-        <w:t xml:space="preserve"> The references should follow </w:t>
-      </w:r>
-      <w:r>
-        <w:rPr>
-          <w:rFonts w:ascii="Arial" w:hAnsi="Arial" w:cs="Arial"/>
+          <w:color w:val="FF0000"/>
+        </w:rPr>
+        <w:t xml:space="preserve"> </w:t>
+      </w:r>
+      <w:r>
+        <w:rPr>
+          <w:rFonts w:ascii="Arial" w:hAnsi="Arial" w:cs="Arial"/>
+          <w:color w:val="FF0000"/>
+        </w:rPr>
+        <w:t xml:space="preserve">The references should follow </w:t>
+      </w:r>
+      <w:r>
+        <w:rPr>
+          <w:rFonts w:ascii="Arial" w:hAnsi="Arial" w:cs="Arial"/>
+          <w:color w:val="FF0000"/>
         </w:rPr>
         <w:t xml:space="preserve">the </w:t>
       </w:r>
       <w:r>
         <w:rPr>
           <w:rFonts w:ascii="Arial" w:hAnsi="Arial" w:cs="Arial"/>
+          <w:color w:val="FF0000"/>
         </w:rPr>
         <w:t>Harvard style guidelines. You can use</w:t>
       </w:r>
       <w:r>
         <w:rPr>
           <w:rFonts w:ascii="Arial" w:hAnsi="Arial" w:cs="Arial"/>
+          <w:color w:val="FF0000"/>
         </w:rPr>
         <w:t> </w:t>
       </w:r>
       <w:r>
         <w:rPr>
           <w:rFonts w:ascii="Arial" w:hAnsi="Arial" w:cs="Arial"/>
+          <w:color w:val="FF0000"/>
         </w:rPr>
         <w:t>‘</w:t>
       </w:r>
       <w:r>
         <w:rPr>
           <w:rFonts w:ascii="Arial" w:hAnsi="Arial" w:cs="Arial"/>
-          <w:i/>
-          <w:iCs/>
+          <w:i w:val="1"/>
+          <w:iCs w:val="1"/>
+          <w:color w:val="FF0000"/>
         </w:rPr>
         <w:t>Cite them right</w:t>
       </w:r>
       <w:r>
         <w:rPr>
           <w:rFonts w:ascii="Arial" w:hAnsi="Arial" w:cs="Arial"/>
-          <w:i/>
-          <w:iCs/>
+          <w:i w:val="1"/>
+          <w:iCs w:val="1"/>
+          <w:color w:val="FF0000"/>
         </w:rPr>
         <w:t xml:space="preserve">’ </w:t>
       </w:r>
       <w:r>
         <w:rPr>
           <w:rFonts w:ascii="Arial" w:hAnsi="Arial" w:cs="Arial"/>
+          <w:color w:val="FF0000"/>
         </w:rPr>
         <w:t>available from the library web site to formulate your references.</w:t>
-      </w:r>
-    </w:p>
-    <w:p>
-      <w:pPr>
-        <w:jc w:val="center"/>
-        <w:rPr>
-          <w:rFonts w:ascii="Arial" w:hAnsi="Arial" w:cs="Arial"/>
-          <w:b/>
-          <w:bCs/>
-        </w:rPr>
-      </w:pPr>
-      <w:r>
-        <w:rPr>
-          <w:rFonts w:ascii="Arial" w:hAnsi="Arial" w:cs="Arial"/>
-          <w:b/>
-          <w:bCs/>
-        </w:rPr>
-        <w:t xml:space="preserve">NOTE: Typically, a proposal document will be around </w:t>
-      </w:r>
-      <w:r>
-        <w:rPr>
-          <w:rFonts w:ascii="Arial" w:hAnsi="Arial" w:cs="Arial"/>
-          <w:b/>
-          <w:bCs/>
-        </w:rPr>
-        <w:t>five</w:t>
-      </w:r>
-      <w:r>
-        <w:rPr>
-          <w:rFonts w:ascii="Arial" w:hAnsi="Arial" w:cs="Arial"/>
-          <w:b/>
-          <w:bCs/>
-        </w:rPr>
-        <w:t xml:space="preserve"> sides of A4 in length.</w:t>
       </w:r>
     </w:p>
     <w:sectPr>
-      <w:pgSz w:w="11906" w:h="16838"/>
+      <w:pgSz w:w="11906" w:h="16838" w:orient="portrait"/>
       <w:pgMar w:top="1440" w:right="1440" w:bottom="1440" w:left="1440" w:header="708" w:footer="708" w:gutter="0"/>
       <w:cols w:space="708"/>
       <w:docGrid w:linePitch="360"/>
@@ -777,7 +1510,7 @@
   <w:docDefaults>
     <w:rPrDefault>
       <w:rPr>
-        <w:rFonts w:asciiTheme="minorHAnsi" w:eastAsiaTheme="minorHAnsi" w:hAnsiTheme="minorHAnsi" w:cstheme="minorBidi"/>
+        <w:rFonts w:asciiTheme="minorHAnsi" w:hAnsiTheme="minorHAnsi" w:eastAsiaTheme="minorHAnsi" w:cstheme="minorBidi"/>
         <w:kern w:val="2"/>
         <w:sz w:val="22"/>
         <w:szCs w:val="22"/>
@@ -794,14 +1527,14 @@
   <w:latentStyles w:defLockedState="0" w:defUIPriority="99" w:defSemiHidden="0" w:defUnhideWhenUsed="0" w:defQFormat="0" w:count="376">
     <w:lsdException w:name="Normal" w:uiPriority="0" w:qFormat="1"/>
     <w:lsdException w:name="heading 1" w:uiPriority="9" w:qFormat="1"/>
-    <w:lsdException w:name="heading 2" w:semiHidden="1" w:uiPriority="9" w:unhideWhenUsed="1" w:qFormat="1"/>
-    <w:lsdException w:name="heading 3" w:semiHidden="1" w:uiPriority="9" w:unhideWhenUsed="1" w:qFormat="1"/>
-    <w:lsdException w:name="heading 4" w:semiHidden="1" w:uiPriority="9" w:unhideWhenUsed="1" w:qFormat="1"/>
-    <w:lsdException w:name="heading 5" w:semiHidden="1" w:uiPriority="9" w:unhideWhenUsed="1" w:qFormat="1"/>
-    <w:lsdException w:name="heading 6" w:semiHidden="1" w:uiPriority="9" w:unhideWhenUsed="1" w:qFormat="1"/>
-    <w:lsdException w:name="heading 7" w:semiHidden="1" w:uiPriority="9" w:unhideWhenUsed="1" w:qFormat="1"/>
-    <w:lsdException w:name="heading 8" w:semiHidden="1" w:uiPriority="9" w:unhideWhenUsed="1" w:qFormat="1"/>
-    <w:lsdException w:name="heading 9" w:semiHidden="1" w:uiPriority="9" w:unhideWhenUsed="1" w:qFormat="1"/>
+    <w:lsdException w:name="heading 2" w:uiPriority="9" w:semiHidden="1" w:unhideWhenUsed="1" w:qFormat="1"/>
+    <w:lsdException w:name="heading 3" w:uiPriority="9" w:semiHidden="1" w:unhideWhenUsed="1" w:qFormat="1"/>
+    <w:lsdException w:name="heading 4" w:uiPriority="9" w:semiHidden="1" w:unhideWhenUsed="1" w:qFormat="1"/>
+    <w:lsdException w:name="heading 5" w:uiPriority="9" w:semiHidden="1" w:unhideWhenUsed="1" w:qFormat="1"/>
+    <w:lsdException w:name="heading 6" w:uiPriority="9" w:semiHidden="1" w:unhideWhenUsed="1" w:qFormat="1"/>
+    <w:lsdException w:name="heading 7" w:uiPriority="9" w:semiHidden="1" w:unhideWhenUsed="1" w:qFormat="1"/>
+    <w:lsdException w:name="heading 8" w:uiPriority="9" w:semiHidden="1" w:unhideWhenUsed="1" w:qFormat="1"/>
+    <w:lsdException w:name="heading 9" w:uiPriority="9" w:semiHidden="1" w:unhideWhenUsed="1" w:qFormat="1"/>
     <w:lsdException w:name="index 1" w:semiHidden="1" w:unhideWhenUsed="1"/>
     <w:lsdException w:name="index 2" w:semiHidden="1" w:unhideWhenUsed="1"/>
     <w:lsdException w:name="index 3" w:semiHidden="1" w:unhideWhenUsed="1"/>
@@ -811,22 +1544,22 @@
     <w:lsdException w:name="index 7" w:semiHidden="1" w:unhideWhenUsed="1"/>
     <w:lsdException w:name="index 8" w:semiHidden="1" w:unhideWhenUsed="1"/>
     <w:lsdException w:name="index 9" w:semiHidden="1" w:unhideWhenUsed="1"/>
-    <w:lsdException w:name="toc 1" w:semiHidden="1" w:uiPriority="39" w:unhideWhenUsed="1"/>
-    <w:lsdException w:name="toc 2" w:semiHidden="1" w:uiPriority="39" w:unhideWhenUsed="1"/>
-    <w:lsdException w:name="toc 3" w:semiHidden="1" w:uiPriority="39" w:unhideWhenUsed="1"/>
-    <w:lsdException w:name="toc 4" w:semiHidden="1" w:uiPriority="39" w:unhideWhenUsed="1"/>
-    <w:lsdException w:name="toc 5" w:semiHidden="1" w:uiPriority="39" w:unhideWhenUsed="1"/>
-    <w:lsdException w:name="toc 6" w:semiHidden="1" w:uiPriority="39" w:unhideWhenUsed="1"/>
-    <w:lsdException w:name="toc 7" w:semiHidden="1" w:uiPriority="39" w:unhideWhenUsed="1"/>
-    <w:lsdException w:name="toc 8" w:semiHidden="1" w:uiPriority="39" w:unhideWhenUsed="1"/>
-    <w:lsdException w:name="toc 9" w:semiHidden="1" w:uiPriority="39" w:unhideWhenUsed="1"/>
+    <w:lsdException w:name="toc 1" w:uiPriority="39" w:semiHidden="1" w:unhideWhenUsed="1"/>
+    <w:lsdException w:name="toc 2" w:uiPriority="39" w:semiHidden="1" w:unhideWhenUsed="1"/>
+    <w:lsdException w:name="toc 3" w:uiPriority="39" w:semiHidden="1" w:unhideWhenUsed="1"/>
+    <w:lsdException w:name="toc 4" w:uiPriority="39" w:semiHidden="1" w:unhideWhenUsed="1"/>
+    <w:lsdException w:name="toc 5" w:uiPriority="39" w:semiHidden="1" w:unhideWhenUsed="1"/>
+    <w:lsdException w:name="toc 6" w:uiPriority="39" w:semiHidden="1" w:unhideWhenUsed="1"/>
+    <w:lsdException w:name="toc 7" w:uiPriority="39" w:semiHidden="1" w:unhideWhenUsed="1"/>
+    <w:lsdException w:name="toc 8" w:uiPriority="39" w:semiHidden="1" w:unhideWhenUsed="1"/>
+    <w:lsdException w:name="toc 9" w:uiPriority="39" w:semiHidden="1" w:unhideWhenUsed="1"/>
     <w:lsdException w:name="Normal Indent" w:semiHidden="1" w:unhideWhenUsed="1"/>
     <w:lsdException w:name="footnote text" w:semiHidden="1" w:unhideWhenUsed="1"/>
     <w:lsdException w:name="annotation text" w:semiHidden="1" w:unhideWhenUsed="1"/>
     <w:lsdException w:name="header" w:semiHidden="1" w:unhideWhenUsed="1"/>
     <w:lsdException w:name="footer" w:semiHidden="1" w:unhideWhenUsed="1"/>
     <w:lsdException w:name="index heading" w:semiHidden="1" w:unhideWhenUsed="1"/>
-    <w:lsdException w:name="caption" w:semiHidden="1" w:uiPriority="35" w:unhideWhenUsed="1" w:qFormat="1"/>
+    <w:lsdException w:name="caption" w:uiPriority="35" w:semiHidden="1" w:unhideWhenUsed="1" w:qFormat="1"/>
     <w:lsdException w:name="table of figures" w:semiHidden="1" w:unhideWhenUsed="1"/>
     <w:lsdException w:name="envelope address" w:semiHidden="1" w:unhideWhenUsed="1"/>
     <w:lsdException w:name="envelope return" w:semiHidden="1" w:unhideWhenUsed="1"/>
@@ -857,7 +1590,7 @@
     <w:lsdException w:name="Title" w:uiPriority="10" w:qFormat="1"/>
     <w:lsdException w:name="Closing" w:semiHidden="1" w:unhideWhenUsed="1"/>
     <w:lsdException w:name="Signature" w:semiHidden="1" w:unhideWhenUsed="1"/>
-    <w:lsdException w:name="Default Paragraph Font" w:semiHidden="1" w:uiPriority="1" w:unhideWhenUsed="1"/>
+    <w:lsdException w:name="Default Paragraph Font" w:uiPriority="1" w:semiHidden="1" w:unhideWhenUsed="1"/>
     <w:lsdException w:name="Body Text" w:semiHidden="1" w:unhideWhenUsed="1"/>
     <w:lsdException w:name="Body Text Indent" w:semiHidden="1" w:unhideWhenUsed="1"/>
     <w:lsdException w:name="List Continue" w:semiHidden="1" w:unhideWhenUsed="1"/>
@@ -1057,8 +1790,8 @@
     <w:lsdException w:name="Subtle Reference" w:uiPriority="31" w:qFormat="1"/>
     <w:lsdException w:name="Intense Reference" w:uiPriority="32" w:qFormat="1"/>
     <w:lsdException w:name="Book Title" w:uiPriority="33" w:qFormat="1"/>
-    <w:lsdException w:name="Bibliography" w:semiHidden="1" w:uiPriority="37" w:unhideWhenUsed="1"/>
-    <w:lsdException w:name="TOC Heading" w:semiHidden="1" w:uiPriority="39" w:unhideWhenUsed="1" w:qFormat="1"/>
+    <w:lsdException w:name="Bibliography" w:uiPriority="37" w:semiHidden="1" w:unhideWhenUsed="1"/>
+    <w:lsdException w:name="TOC Heading" w:uiPriority="39" w:semiHidden="1" w:unhideWhenUsed="1" w:qFormat="1"/>
     <w:lsdException w:name="Plain Table 1" w:uiPriority="41"/>
     <w:lsdException w:name="Plain Table 2" w:uiPriority="42"/>
     <w:lsdException w:name="Plain Table 3" w:uiPriority="43"/>
@@ -1169,7 +1902,7 @@
     <w:lsdException w:name="Unresolved Mention" w:semiHidden="1" w:unhideWhenUsed="1"/>
     <w:lsdException w:name="Smart Link" w:semiHidden="1" w:unhideWhenUsed="1"/>
   </w:latentStyles>
-  <w:style w:type="paragraph" w:default="1" w:styleId="Normal">
+  <w:style w:type="paragraph" w:styleId="Normal" w:default="1">
     <w:name w:val="Normal"/>
     <w:qFormat/>
   </w:style>
@@ -1184,10 +1917,10 @@
     <w:rsid w:val="00CA2F8D"/>
     <w:pPr>
       <w:pBdr>
-        <w:top w:val="single" w:sz="4" w:space="0" w:color="ED7D31" w:themeColor="accent2"/>
-        <w:left w:val="single" w:sz="48" w:space="2" w:color="ED7D31" w:themeColor="accent2"/>
-        <w:bottom w:val="single" w:sz="4" w:space="0" w:color="ED7D31" w:themeColor="accent2"/>
-        <w:right w:val="single" w:sz="4" w:space="4" w:color="ED7D31" w:themeColor="accent2"/>
+        <w:top w:val="single" w:color="ED7D31" w:themeColor="accent2" w:sz="4" w:space="0"/>
+        <w:left w:val="single" w:color="ED7D31" w:themeColor="accent2" w:sz="48" w:space="2"/>
+        <w:bottom w:val="single" w:color="ED7D31" w:themeColor="accent2" w:sz="4" w:space="0"/>
+        <w:right w:val="single" w:color="ED7D31" w:themeColor="accent2" w:sz="4" w:space="4"/>
       </w:pBdr>
       <w:spacing w:before="200" w:after="100" w:line="269" w:lineRule="auto"/>
       <w:ind w:left="144"/>
@@ -1195,20 +1928,20 @@
       <w:outlineLvl w:val="1"/>
     </w:pPr>
     <w:rPr>
-      <w:rFonts w:asciiTheme="majorHAnsi" w:eastAsiaTheme="majorEastAsia" w:hAnsiTheme="majorHAnsi" w:cstheme="majorBidi"/>
+      <w:rFonts w:asciiTheme="majorHAnsi" w:hAnsiTheme="majorHAnsi" w:eastAsiaTheme="majorEastAsia" w:cstheme="majorBidi"/>
       <w:b/>
       <w:bCs/>
       <w:iCs/>
       <w:color w:val="7030A0"/>
     </w:rPr>
   </w:style>
-  <w:style w:type="character" w:default="1" w:styleId="DefaultParagraphFont">
+  <w:style w:type="character" w:styleId="DefaultParagraphFont" w:default="1">
     <w:name w:val="Default Paragraph Font"/>
     <w:uiPriority w:val="1"/>
     <w:semiHidden/>
     <w:unhideWhenUsed/>
   </w:style>
-  <w:style w:type="table" w:default="1" w:styleId="TableNormal">
+  <w:style w:type="table" w:styleId="TableNormal" w:default="1">
     <w:name w:val="Normal Table"/>
     <w:uiPriority w:val="99"/>
     <w:semiHidden/>
@@ -1223,20 +1956,20 @@
       </w:tblCellMar>
     </w:tblPr>
   </w:style>
-  <w:style w:type="numbering" w:default="1" w:styleId="NoList">
+  <w:style w:type="numbering" w:styleId="NoList" w:default="1">
     <w:name w:val="No List"/>
     <w:uiPriority w:val="99"/>
     <w:semiHidden/>
     <w:unhideWhenUsed/>
   </w:style>
-  <w:style w:type="character" w:customStyle="1" w:styleId="Heading2Char">
+  <w:style w:type="character" w:styleId="Heading2Char" w:customStyle="1">
     <w:name w:val="Heading 2 Char"/>
     <w:basedOn w:val="DefaultParagraphFont"/>
     <w:link w:val="Heading2"/>
     <w:uiPriority w:val="9"/>
     <w:rsid w:val="00CA2F8D"/>
     <w:rPr>
-      <w:rFonts w:asciiTheme="majorHAnsi" w:eastAsiaTheme="majorEastAsia" w:hAnsiTheme="majorHAnsi" w:cstheme="majorBidi"/>
+      <w:rFonts w:asciiTheme="majorHAnsi" w:hAnsiTheme="majorHAnsi" w:eastAsiaTheme="majorEastAsia" w:cstheme="majorBidi"/>
       <w:b/>
       <w:bCs/>
       <w:iCs/>
@@ -1267,7 +2000,7 @@
 </file>
 
 <file path=word/theme/theme1.xml><?xml version="1.0" encoding="utf-8"?>
-<a:theme xmlns:a="http://schemas.openxmlformats.org/drawingml/2006/main" name="Office Theme">
+<a:theme xmlns:a="http://schemas.openxmlformats.org/drawingml/2006/main" xmlns:thm15="http://schemas.microsoft.com/office/thememl/2012/main" name="Office Theme">
   <a:themeElements>
     <a:clrScheme name="Office">
       <a:dk1>
